--- a/trainer_education/ICONS_Trainer_Development_Program_B_Three_Zone_Practicum.docx
+++ b/trainer_education/ICONS_Trainer_Development_Program_B_Three_Zone_Practicum.docx
@@ -2663,6 +2663,7 @@
           <w:rFonts w:ascii="Arial" w:cs="Arial" w:eastAsia="Arial" w:hAnsi="Arial"/>
           <w:b/>
           <w:bCs/>
+          <w:color w:val="00695C"/>
           <w:sz w:val="17"/>
           <w:szCs w:val="17"/>
         </w:rPr>
@@ -5818,6 +5819,7 @@
           <w:rFonts w:ascii="Arial" w:cs="Arial" w:eastAsia="Arial" w:hAnsi="Arial"/>
           <w:b/>
           <w:bCs/>
+          <w:color w:val="C9A227"/>
           <w:sz w:val="17"/>
           <w:szCs w:val="17"/>
         </w:rPr>
@@ -10780,6 +10782,7 @@
           <w:rFonts w:ascii="Arial" w:cs="Arial" w:eastAsia="Arial" w:hAnsi="Arial"/>
           <w:b/>
           <w:bCs/>
+          <w:color w:val="E53935"/>
           <w:sz w:val="17"/>
           <w:szCs w:val="17"/>
         </w:rPr>
@@ -15517,6 +15520,7 @@
           <w:rFonts w:ascii="Arial" w:cs="Arial" w:eastAsia="Arial" w:hAnsi="Arial"/>
           <w:b/>
           <w:bCs/>
+          <w:color w:val="E53935"/>
           <w:sz w:val="17"/>
           <w:szCs w:val="17"/>
         </w:rPr>
@@ -18974,6 +18978,7 @@
           <w:rFonts w:ascii="Arial" w:cs="Arial" w:eastAsia="Arial" w:hAnsi="Arial"/>
           <w:b/>
           <w:bCs/>
+          <w:color w:val="C9A227"/>
           <w:sz w:val="17"/>
           <w:szCs w:val="17"/>
         </w:rPr>

--- a/trainer_education/ICONS_Trainer_Development_Program_B_Three_Zone_Practicum.docx
+++ b/trainer_education/ICONS_Trainer_Development_Program_B_Three_Zone_Practicum.docx
@@ -9266,20 +9266,7 @@
                 <w:sz w:val="18"/>
                 <w:szCs w:val="18"/>
               </w:rPr>
-              <w:t xml:space="preserve">Face Pull (Cable or Band)</w:t>
-            </w:r>
-          </w:p>
-          <w:p>
-            <w:r>
-              <w:rPr>
-                <w:rFonts w:ascii="Arial" w:cs="Arial" w:eastAsia="Arial" w:hAnsi="Arial"/>
-                <w:i/>
-                <w:iCs/>
-                <w:color w:val="6B6B6B"/>
-                <w:sz w:val="14"/>
-                <w:szCs w:val="14"/>
-              </w:rPr>
-              <w:t xml:space="preserve">Trainer Insight: this is the posture corrective you give every client every session</w:t>
+              <w:t xml:space="preserve">Hanging Knee Tuck</w:t>
             </w:r>
           </w:p>
         </w:tc>
@@ -9345,7 +9332,7 @@
                 <w:sz w:val="15"/>
                 <w:szCs w:val="15"/>
               </w:rPr>
-              <w:t xml:space="preserve">15–20</w:t>
+              <w:t xml:space="preserve">10–12</w:t>
             </w:r>
           </w:p>
         </w:tc>
@@ -9378,7 +9365,7 @@
                 <w:sz w:val="15"/>
                 <w:szCs w:val="15"/>
               </w:rPr>
-              <w:t xml:space="preserve">Light-Mod</w:t>
+              <w:t xml:space="preserve">Bodyweight</w:t>
             </w:r>
           </w:p>
         </w:tc>
@@ -9411,7 +9398,7 @@
                 <w:sz w:val="15"/>
                 <w:szCs w:val="15"/>
               </w:rPr>
-              <w:t xml:space="preserve">2-1-2</w:t>
+              <w:t xml:space="preserve">2-0-2</w:t>
             </w:r>
           </w:p>
         </w:tc>
@@ -9444,7 +9431,7 @@
                 <w:sz w:val="15"/>
                 <w:szCs w:val="15"/>
               </w:rPr>
-              <w:t xml:space="preserve">30s</w:t>
+              <w:t xml:space="preserve">45s</w:t>
             </w:r>
           </w:p>
         </w:tc>
@@ -9474,7 +9461,7 @@
                 <w:sz w:val="17"/>
                 <w:szCs w:val="17"/>
               </w:rPr>
-              <w:t xml:space="preserve">Pull to face. Elbows at ear height. External rotation at end. Rear delt.</w:t>
+              <w:t xml:space="preserve">Hang from bar. Pull knees to chest. Lower controlled. No swinging.</w:t>
             </w:r>
           </w:p>
         </w:tc>
@@ -10296,7 +10283,20 @@
                 <w:sz w:val="18"/>
                 <w:szCs w:val="18"/>
               </w:rPr>
-              <w:t xml:space="preserve">Hanging Knee Tuck</w:t>
+              <w:t xml:space="preserve">Face Pull (Cable or Band)</w:t>
+            </w:r>
+          </w:p>
+          <w:p>
+            <w:r>
+              <w:rPr>
+                <w:rFonts w:ascii="Arial" w:cs="Arial" w:eastAsia="Arial" w:hAnsi="Arial"/>
+                <w:i/>
+                <w:iCs/>
+                <w:color w:val="6B6B6B"/>
+                <w:sz w:val="14"/>
+                <w:szCs w:val="14"/>
+              </w:rPr>
+              <w:t xml:space="preserve">Trainer Insight: this is the posture corrective you give every client every session</w:t>
             </w:r>
           </w:p>
         </w:tc>
@@ -10362,7 +10362,7 @@
                 <w:sz w:val="15"/>
                 <w:szCs w:val="15"/>
               </w:rPr>
-              <w:t xml:space="preserve">10–12</w:t>
+              <w:t xml:space="preserve">15–20</w:t>
             </w:r>
           </w:p>
         </w:tc>
@@ -10395,7 +10395,7 @@
                 <w:sz w:val="15"/>
                 <w:szCs w:val="15"/>
               </w:rPr>
-              <w:t xml:space="preserve">Bodyweight</w:t>
+              <w:t xml:space="preserve">Light-Mod</w:t>
             </w:r>
           </w:p>
         </w:tc>
@@ -10428,7 +10428,7 @@
                 <w:sz w:val="15"/>
                 <w:szCs w:val="15"/>
               </w:rPr>
-              <w:t xml:space="preserve">2-0-2</w:t>
+              <w:t xml:space="preserve">2-1-2</w:t>
             </w:r>
           </w:p>
         </w:tc>
@@ -10461,7 +10461,7 @@
                 <w:sz w:val="15"/>
                 <w:szCs w:val="15"/>
               </w:rPr>
-              <w:t xml:space="preserve">45s</w:t>
+              <w:t xml:space="preserve">30s</w:t>
             </w:r>
           </w:p>
         </w:tc>
@@ -10491,7 +10491,7 @@
                 <w:sz w:val="17"/>
                 <w:szCs w:val="17"/>
               </w:rPr>
-              <w:t xml:space="preserve">Hang from bar. Pull knees to chest. Lower controlled. No swinging.</w:t>
+              <w:t xml:space="preserve">Pull to face. Elbows at ear height. External rotation at end. Rear delt.</w:t>
             </w:r>
           </w:p>
         </w:tc>
@@ -11656,7 +11656,7 @@
                 <w:sz w:val="18"/>
                 <w:szCs w:val="18"/>
               </w:rPr>
-              <w:t xml:space="preserve">Single-Leg RDL (Heavy DB)</w:t>
+              <w:t xml:space="preserve">Lateral Band Walk (Loaded)</w:t>
             </w:r>
           </w:p>
           <w:p>
@@ -11669,7 +11669,7 @@
                 <w:sz w:val="14"/>
                 <w:szCs w:val="14"/>
               </w:rPr>
-              <w:t xml:space="preserve">Trainer Insight: log left vs right — find your own asymmetry before coaching others on theirs</w:t>
+              <w:t xml:space="preserve">Trainer Insight: glute medius weakness = knee valgus = ACL risk. Every client gets this.</w:t>
             </w:r>
           </w:p>
         </w:tc>
@@ -11735,7 +11735,7 @@
                 <w:sz w:val="15"/>
                 <w:szCs w:val="15"/>
               </w:rPr>
-              <w:t xml:space="preserve">6–8 ea</w:t>
+              <w:t xml:space="preserve">15 ea way</w:t>
             </w:r>
           </w:p>
         </w:tc>
@@ -11768,7 +11768,7 @@
                 <w:sz w:val="15"/>
                 <w:szCs w:val="15"/>
               </w:rPr>
-              <w:t xml:space="preserve">Heavy — challenging</w:t>
+              <w:t xml:space="preserve">Heavy band</w:t>
             </w:r>
           </w:p>
         </w:tc>
@@ -11801,7 +11801,7 @@
                 <w:sz w:val="15"/>
                 <w:szCs w:val="15"/>
               </w:rPr>
-              <w:t xml:space="preserve">3-1-1</w:t>
+              <w:t xml:space="preserve">Controlled</w:t>
             </w:r>
           </w:p>
         </w:tc>
@@ -11834,7 +11834,7 @@
                 <w:sz w:val="15"/>
                 <w:szCs w:val="15"/>
               </w:rPr>
-              <w:t xml:space="preserve">75s</w:t>
+              <w:t xml:space="preserve">30s</w:t>
             </w:r>
           </w:p>
         </w:tc>
@@ -11864,18 +11864,7 @@
                 <w:sz w:val="17"/>
                 <w:szCs w:val="17"/>
               </w:rPr>
-              <w:t xml:space="preserve">Soft knee. Hips square. DB tracks the standing leg. Control the balance.</w:t>
-            </w:r>
-            <w:r>
-              <w:rPr>
-                <w:rFonts w:ascii="Arial" w:cs="Arial" w:eastAsia="Arial" w:hAnsi="Arial"/>
-                <w:i/>
-                <w:iCs/>
-                <w:color w:val="00695C"/>
-                <w:sz w:val="14"/>
-                <w:szCs w:val="14"/>
-              </w:rPr>
-              <w:t xml:space="preserve">  2 RIR</w:t>
+              <w:t xml:space="preserve">Mini-band above knees. Squat stance. Steps lateral, maintain tension.</w:t>
             </w:r>
           </w:p>
         </w:tc>
@@ -12961,7 +12950,7 @@
                 <w:sz w:val="18"/>
                 <w:szCs w:val="18"/>
               </w:rPr>
-              <w:t xml:space="preserve">Lateral Band Walk (Loaded)</w:t>
+              <w:t xml:space="preserve">Single-Leg RDL (Heavy DB)</w:t>
             </w:r>
           </w:p>
           <w:p>
@@ -12974,7 +12963,7 @@
                 <w:sz w:val="14"/>
                 <w:szCs w:val="14"/>
               </w:rPr>
-              <w:t xml:space="preserve">Trainer Insight: glute medius weakness = knee valgus = ACL risk. Every client gets this.</w:t>
+              <w:t xml:space="preserve">Trainer Insight: log left vs right — find your own asymmetry before coaching others on theirs</w:t>
             </w:r>
           </w:p>
         </w:tc>
@@ -13040,7 +13029,7 @@
                 <w:sz w:val="15"/>
                 <w:szCs w:val="15"/>
               </w:rPr>
-              <w:t xml:space="preserve">15 ea way</w:t>
+              <w:t xml:space="preserve">6–8 ea</w:t>
             </w:r>
           </w:p>
         </w:tc>
@@ -13073,7 +13062,7 @@
                 <w:sz w:val="15"/>
                 <w:szCs w:val="15"/>
               </w:rPr>
-              <w:t xml:space="preserve">Heavy band</w:t>
+              <w:t xml:space="preserve">Heavy — challenging</w:t>
             </w:r>
           </w:p>
         </w:tc>
@@ -13106,7 +13095,7 @@
                 <w:sz w:val="15"/>
                 <w:szCs w:val="15"/>
               </w:rPr>
-              <w:t xml:space="preserve">Controlled</w:t>
+              <w:t xml:space="preserve">3-1-1</w:t>
             </w:r>
           </w:p>
         </w:tc>
@@ -13139,7 +13128,7 @@
                 <w:sz w:val="15"/>
                 <w:szCs w:val="15"/>
               </w:rPr>
-              <w:t xml:space="preserve">30s</w:t>
+              <w:t xml:space="preserve">75s</w:t>
             </w:r>
           </w:p>
         </w:tc>
@@ -13169,7 +13158,18 @@
                 <w:sz w:val="17"/>
                 <w:szCs w:val="17"/>
               </w:rPr>
-              <w:t xml:space="preserve">Mini-band above knees. Squat stance. Steps lateral, maintain tension.</w:t>
+              <w:t xml:space="preserve">Soft knee. Hips square. DB tracks the standing leg. Control the balance.</w:t>
+            </w:r>
+            <w:r>
+              <w:rPr>
+                <w:rFonts w:ascii="Arial" w:cs="Arial" w:eastAsia="Arial" w:hAnsi="Arial"/>
+                <w:i/>
+                <w:iCs/>
+                <w:color w:val="00695C"/>
+                <w:sz w:val="14"/>
+                <w:szCs w:val="14"/>
+              </w:rPr>
+              <w:t xml:space="preserve">  2 RIR</w:t>
             </w:r>
           </w:p>
         </w:tc>
@@ -13991,7 +13991,7 @@
                 <w:sz w:val="18"/>
                 <w:szCs w:val="18"/>
               </w:rPr>
-              <w:t xml:space="preserve">Farmer Carry — Sprint (Light, Fast)</w:t>
+              <w:t xml:space="preserve">Medicine Ball Slam</w:t>
             </w:r>
           </w:p>
           <w:p>
@@ -14004,7 +14004,7 @@
                 <w:sz w:val="14"/>
                 <w:szCs w:val="14"/>
               </w:rPr>
-              <w:t xml:space="preserve">Trainer Insight: velocity training at sub-maximal loads builds fast-twitch output</w:t>
+              <w:t xml:space="preserve">Trainer Insight: this is how you develop RFD safely across all ages and fitness levels</w:t>
             </w:r>
           </w:p>
         </w:tc>
@@ -14070,7 +14070,7 @@
                 <w:sz w:val="15"/>
                 <w:szCs w:val="15"/>
               </w:rPr>
-              <w:t xml:space="preserve">20 yds</w:t>
+              <w:t xml:space="preserve">8–10</w:t>
             </w:r>
           </w:p>
         </w:tc>
@@ -14103,7 +14103,7 @@
                 <w:sz w:val="15"/>
                 <w:szCs w:val="15"/>
               </w:rPr>
-              <w:t xml:space="preserve">50% of heavy carry</w:t>
+              <w:t xml:space="preserve">12–16 lbs</w:t>
             </w:r>
           </w:p>
         </w:tc>
@@ -14136,7 +14136,7 @@
                 <w:sz w:val="15"/>
                 <w:szCs w:val="15"/>
               </w:rPr>
-              <w:t xml:space="preserve">Fast walk / sprint</w:t>
+              <w:t xml:space="preserve">Max intent</w:t>
             </w:r>
           </w:p>
         </w:tc>
@@ -14199,7 +14199,7 @@
                 <w:sz w:val="17"/>
                 <w:szCs w:val="17"/>
               </w:rPr>
-              <w:t xml:space="preserve">Same posture, faster pace. Power and speed variant of the carry pattern.</w:t>
+              <w:t xml:space="preserve">Full overhead raise. Slam with max force. Full-body power expression.</w:t>
             </w:r>
           </w:p>
         </w:tc>
@@ -14779,7 +14779,7 @@
                 <w:sz w:val="18"/>
                 <w:szCs w:val="18"/>
               </w:rPr>
-              <w:t xml:space="preserve">Medicine Ball Slam</w:t>
+              <w:t xml:space="preserve">Farmer Carry — Sprint (Light, Fast)</w:t>
             </w:r>
           </w:p>
           <w:p>
@@ -14792,7 +14792,7 @@
                 <w:sz w:val="14"/>
                 <w:szCs w:val="14"/>
               </w:rPr>
-              <w:t xml:space="preserve">Trainer Insight: this is how you develop RFD safely across all ages and fitness levels</w:t>
+              <w:t xml:space="preserve">Trainer Insight: velocity training at sub-maximal loads builds fast-twitch output</w:t>
             </w:r>
           </w:p>
         </w:tc>
@@ -14858,7 +14858,7 @@
                 <w:sz w:val="15"/>
                 <w:szCs w:val="15"/>
               </w:rPr>
-              <w:t xml:space="preserve">8–10</w:t>
+              <w:t xml:space="preserve">20 yds</w:t>
             </w:r>
           </w:p>
         </w:tc>
@@ -14891,7 +14891,7 @@
                 <w:sz w:val="15"/>
                 <w:szCs w:val="15"/>
               </w:rPr>
-              <w:t xml:space="preserve">12–16 lbs</w:t>
+              <w:t xml:space="preserve">50% of heavy carry</w:t>
             </w:r>
           </w:p>
         </w:tc>
@@ -14924,7 +14924,7 @@
                 <w:sz w:val="15"/>
                 <w:szCs w:val="15"/>
               </w:rPr>
-              <w:t xml:space="preserve">Max intent</w:t>
+              <w:t xml:space="preserve">Fast walk / sprint</w:t>
             </w:r>
           </w:p>
         </w:tc>
@@ -14987,7 +14987,7 @@
                 <w:sz w:val="17"/>
                 <w:szCs w:val="17"/>
               </w:rPr>
-              <w:t xml:space="preserve">Full overhead raise. Slam with max force. Full-body power expression.</w:t>
+              <w:t xml:space="preserve">Same posture, faster pace. Power and speed variant of the carry pattern.</w:t>
             </w:r>
           </w:p>
         </w:tc>

--- a/trainer_education/ICONS_Trainer_Development_Program_B_Three_Zone_Practicum.docx
+++ b/trainer_education/ICONS_Trainer_Development_Program_B_Three_Zone_Practicum.docx
@@ -2501,7 +2501,7 @@
           <w:sz w:val="17"/>
           <w:szCs w:val="17"/>
         </w:rPr>
-        <w:t xml:space="preserve">Every work set in this program uses RIR (Reps In Reserve). 2 RIR means you could do 2 more reps with perfect form but choose not to. 1 RIR means one rep left. This is how ACSM 2026 recommends loading — training to failure does not consistently outperform RIR-based loading and increases injury and recovery cost. When you enforce this with clients, you will do so knowing exactly how 1 RIR feels.</w:t>
+        <w:t xml:space="preserve">Every work set in this program uses RIR (Reps In Reserve). 2 RIR — two reps left with clean form — is the DEFAULT proximity for PRIMARY lifts in this program (corrected 8/17/2026: a 2024 dose-response meta-regression found strength gains largely unrelated to estimated RIR, so 1 RIR is not a stronger stimulus than 2 RIR for a primary lift). 1 RIR is reserved for hypertrophy-priority ACCESSORY work, not primary strength sets. Anything above 2 RIR — warm-ups, technique sets, sub-maximal work — is treated as one collapsed "technique/submaximal" band, not a graduated 3-vs-4-vs-5 RIR target, since RIR accuracy degrades the farther a set sits from failure. This is how ACSM 2026 recommends loading — training to failure does not consistently outperform RIR-based loading and increases injury and recovery cost. When you enforce this with clients, you will do so knowing exactly how 2 RIR feels on your own primary lifts.</w:t>
       </w:r>
     </w:p>
     <w:p>
@@ -4545,7 +4545,7 @@
                 <w:sz w:val="14"/>
                 <w:szCs w:val="14"/>
               </w:rPr>
-              <w:t xml:space="preserve">Trainer Insight: −41% groin injury risk (Harøy 2018). Program for every client.</w:t>
+              <w:t xml:space="preserve">Trainer Insight: −41% weekly groin-problem risk, cluster-RCT (Harøy et al. 2019, BJSM). Program for every client.</w:t>
             </w:r>
           </w:p>
         </w:tc>
@@ -6937,7 +6937,7 @@
                 <w:sz w:val="14"/>
                 <w:szCs w:val="14"/>
               </w:rPr>
-              <w:t xml:space="preserve">Trainer Insight: −41% groin injury risk (Harøy 2018). Program for every client.</w:t>
+              <w:t xml:space="preserve">Trainer Insight: −41% weekly groin-problem risk, cluster-RCT (Harøy et al. 2019, BJSM). Program for every client.</w:t>
             </w:r>
           </w:p>
         </w:tc>
@@ -7689,7 +7689,7 @@
                 <w:sz w:val="14"/>
                 <w:szCs w:val="14"/>
               </w:rPr>
-              <w:t xml:space="preserve">  1–2 RIR on last set</w:t>
+              <w:t xml:space="preserve">  2 RIR — default proximity for a primary lift</w:t>
             </w:r>
           </w:p>
         </w:tc>
@@ -7942,7 +7942,7 @@
                 <w:sz w:val="14"/>
                 <w:szCs w:val="14"/>
               </w:rPr>
-              <w:t xml:space="preserve">  1–2 RIR</w:t>
+              <w:t xml:space="preserve">  2 RIR</w:t>
             </w:r>
           </w:p>
         </w:tc>
@@ -8739,7 +8739,7 @@
                 <w:sz w:val="14"/>
                 <w:szCs w:val="14"/>
               </w:rPr>
-              <w:t xml:space="preserve">  1–2 RIR</w:t>
+              <w:t xml:space="preserve">  2 RIR — default proximity for a primary lift</w:t>
             </w:r>
           </w:p>
         </w:tc>
@@ -8979,7 +8979,7 @@
                 <w:sz w:val="14"/>
                 <w:szCs w:val="14"/>
               </w:rPr>
-              <w:t xml:space="preserve">  1 RIR on last set</w:t>
+              <w:t xml:space="preserve">  2 RIR</w:t>
             </w:r>
           </w:p>
         </w:tc>
@@ -10850,7 +10850,7 @@
           <w:sz w:val="17"/>
           <w:szCs w:val="17"/>
         </w:rPr>
-        <w:t xml:space="preserve">The hex bar deadlift is the single most important movement in the ICONS system. It builds posterior chain strength, drives bone density (≥80% 1RM per LIFTMOR RCT), trains loaded hip extension, and is safe for a wide range of ages and populations. When you coach this lift, you are delivering a physiological intervention. Load it with that intention. Your working sets today are at 87–92% of your estimated 1RM.</w:t>
+        <w:t xml:space="preserve">The hex bar deadlift is the single most important movement in the ICONS system. It builds posterior chain strength and drives bone density — the LIFTMOR RCT's actual prescription is &gt;85% 1RM (corrected 8/17/2026 from a rounded "≥80%"), delivered supervised, 2×/week, after a technique-first ramp-in and a risk-stratification screen for fracture history. Your working sets today (87–92% Est 1RM) sit inside that real range, not the old rounded-down one. When you coach this lift, you are delivering a physiological intervention. Load it with that intention.</w:t>
       </w:r>
     </w:p>
     <w:tbl>
@@ -20327,7 +20327,7 @@
                 <w:sz w:val="14"/>
                 <w:szCs w:val="14"/>
               </w:rPr>
-              <w:t xml:space="preserve">  1–2 RIR</w:t>
+              <w:t xml:space="preserve">  2 RIR — default proximity for a primary lift</w:t>
             </w:r>
           </w:p>
         </w:tc>

--- a/trainer_education/ICONS_Trainer_Development_Program_B_Three_Zone_Practicum.docx
+++ b/trainer_education/ICONS_Trainer_Development_Program_B_Three_Zone_Practicum.docx
@@ -2501,7 +2501,7 @@
           <w:sz w:val="17"/>
           <w:szCs w:val="17"/>
         </w:rPr>
-        <w:t xml:space="preserve">Every work set in this program uses RIR (Reps In Reserve). 2 RIR — two reps left with clean form — is the DEFAULT proximity for PRIMARY lifts in this program (corrected 8/17/2026: a 2024 dose-response meta-regression found strength gains largely unrelated to estimated RIR, so 1 RIR is not a stronger stimulus than 2 RIR for a primary lift). 1 RIR is reserved for hypertrophy-priority ACCESSORY work, not primary strength sets. Anything above 2 RIR — warm-ups, technique sets, sub-maximal work — is treated as one collapsed "technique/submaximal" band, not a graduated 3-vs-4-vs-5 RIR target, since RIR accuracy degrades the farther a set sits from failure. This is how ACSM 2026 recommends loading — training to failure does not consistently outperform RIR-based loading and increases injury and recovery cost. When you enforce this with clients, you will do so knowing exactly how 2 RIR feels on your own primary lifts.</w:t>
+        <w:t xml:space="preserve">Every work set in this program uses RIR (Reps In Reserve). 2 RIR — two reps left with clean form — is the DEFAULT proximity for PRIMARY lifts in this program (corrected 8/17/2026: a 2024 dose-response meta-regression found strength gains largely unrelated to estimated RIR, so 1 RIR is not a stronger stimulus than 2 RIR for a primary lift). 1 RIR is reserved for hypertrophy-priority ACCESSORY work, or for a deliberate near-maximal set on a peak-intensity day (Day 2's hex bar deadlift and heavy hip thrust are the only primary lifts in this program that sit there, and only because Day 2 is a 90% day) — it is never the default on a primary strength set. Anything above 2 RIR — warm-ups, technique sets, sub-maximal work — is treated as one collapsed "technique/submaximal" band, not a graduated 3-vs-4-vs-5 RIR target, since RIR accuracy degrades the farther a set sits from failure. This is how ACSM 2026 recommends loading — training to failure does not consistently outperform RIR-based loading and increases injury and recovery cost. When you enforce this with clients, you will do so knowing exactly how 2 RIR feels on your own primary lifts.</w:t>
       </w:r>
     </w:p>
     <w:p>
@@ -10549,7 +10549,7 @@
           <w:sz w:val="17"/>
           <w:szCs w:val="17"/>
         </w:rPr>
-        <w:t xml:space="preserve">DAY 1 DEBRIEF — What to log and reflect on: (1) Where was your 1 RIR? Was it where you thought? (2) Which side felt stronger on the single-arm row? (3) How long did you hold the loaded plank? (4) How did the corrective primer feel compared to how you'd typically start a session? These are the questions you will ask your clients.</w:t>
+        <w:t xml:space="preserve">DAY 1 DEBRIEF — What to log and reflect on: (1) Where was your 2 RIR? Was it where you thought? (2) Which side felt stronger on the single-arm row? (3) How long did you hold the loaded plank? (4) How did the corrective primer feel compared to how you'd typically start a session? These are the questions you will ask your clients.</w:t>
       </w:r>
     </w:p>
     <w:p>

--- a/trainer_education/ICONS_Trainer_Development_Program_B_Three_Zone_Practicum.docx
+++ b/trainer_education/ICONS_Trainer_Development_Program_B_Three_Zone_Practicum.docx
@@ -1658,7 +1658,7 @@
                 <w:sz w:val="16"/>
                 <w:szCs w:val="16"/>
               </w:rPr>
-              <w:t xml:space="preserve">Carry your bodyweight/hand by Wk4</w:t>
+              <w:t xml:space="preserve">BW/hand by Wk4 — trap bar above the 60 lb/hand DB ceiling</w:t>
             </w:r>
           </w:p>
         </w:tc>
@@ -1800,7 +1800,7 @@
                 <w:sz w:val="16"/>
                 <w:szCs w:val="16"/>
               </w:rPr>
-              <w:t xml:space="preserve">Weighted vest Wk3</w:t>
+              <w:t xml:space="preserve">Add a 10–25 lb plate across the upper back, Wk3</w:t>
             </w:r>
           </w:p>
         </w:tc>
@@ -2084,7 +2084,7 @@
                 <w:sz w:val="16"/>
                 <w:szCs w:val="16"/>
               </w:rPr>
-              <w:t xml:space="preserve">Weighted pull-ups by Wk4</w:t>
+              <w:t xml:space="preserve">Weighted by Wk4 — DB between feet or plate</w:t>
             </w:r>
           </w:p>
         </w:tc>
@@ -2226,7 +2226,7 @@
                 <w:sz w:val="16"/>
                 <w:szCs w:val="16"/>
               </w:rPr>
-              <w:t xml:space="preserve">Both legs · Est 1RM × 0.75 = Day 3 working load</w:t>
+              <w:t xml:space="preserve">Both legs · Est 1RM × 0.75 = bilateral (70%) day working load</w:t>
             </w:r>
           </w:p>
         </w:tc>
@@ -2368,7 +2368,7 @@
                 <w:sz w:val="16"/>
                 <w:szCs w:val="16"/>
               </w:rPr>
-              <w:t xml:space="preserve">Both legs · Est 1RM × 0.80 = Day 3 working load</w:t>
+              <w:t xml:space="preserve">Both legs · Est 1RM × 0.80 = bilateral (70%) day working load</w:t>
             </w:r>
           </w:p>
         </w:tc>
@@ -2501,7 +2501,32 @@
           <w:sz w:val="17"/>
           <w:szCs w:val="17"/>
         </w:rPr>
-        <w:t xml:space="preserve">Every work set in this program uses RIR (Reps In Reserve). 2 RIR — two reps left with clean form — is the DEFAULT proximity for PRIMARY lifts in this program (corrected 8/17/2026: a 2024 dose-response meta-regression found strength gains largely unrelated to estimated RIR, so 1 RIR is not a stronger stimulus than 2 RIR for a primary lift). 1 RIR is reserved for hypertrophy-priority ACCESSORY work, or for a deliberate near-maximal set on a peak-intensity day (Day 2's hex bar deadlift and heavy hip thrust are the only primary lifts in this program that sit there, and only because Day 2 is a 90% day) — it is never the default on a primary strength set. Anything above 2 RIR — warm-ups, technique sets, sub-maximal work — is treated as one collapsed "technique/submaximal" band, not a graduated 3-vs-4-vs-5 RIR target, since RIR accuracy degrades the farther a set sits from failure. This is how ACSM 2026 recommends loading — training to failure does not consistently outperform RIR-based loading and increases injury and recovery cost. When you enforce this with clients, you will do so knowing exactly how 2 RIR feels on your own primary lifts.</w:t>
+        <w:t xml:space="preserve">Every work set in this program uses RIR (Reps In Reserve). 2 RIR — two reps left with clean form — is the DEFAULT proximity for PRIMARY lifts in this program (corrected 8/17/2026: a 2024 dose-response meta-regression found strength gains largely unrelated to estimated RIR, so 1 RIR is not a stronger stimulus than 2 RIR for a primary lift). 1 RIR is reserved for hypertrophy-priority ACCESSORY work, or for a deliberate near-maximal set on a peak-intensity day (the peak-output day's hex bar deadlift and heavy hip thrust are the only primary lifts in this program that sit there, and only because that day is a 90% day) — it is never the default on a primary strength set. Anything above 2 RIR — warm-ups, technique sets, sub-maximal work — is treated as one collapsed "technique/submaximal" band, not a graduated 3-vs-4-vs-5 RIR target, since RIR accuracy degrades the farther a set sits from failure. This is how ACSM 2026 recommends loading — training to failure does not consistently outperform RIR-based loading and increases injury and recovery cost. When you enforce this with clients, you will do so knowing exactly how 2 RIR feels on your own primary lifts.</w:t>
+      </w:r>
+    </w:p>
+    <w:p>
+      <w:pPr>
+        <w:spacing w:after="100"/>
+      </w:pPr>
+      <w:r>
+        <w:rPr>
+          <w:rFonts w:ascii="Arial" w:cs="Arial" w:eastAsia="Arial" w:hAnsi="Arial"/>
+          <w:b/>
+          <w:bCs/>
+          <w:color w:val="C9A227"/>
+          <w:sz w:val="17"/>
+          <w:szCs w:val="17"/>
+        </w:rPr>
+        <w:t xml:space="preserve">Deload Week — Scheduled, Not Optional:  </w:t>
+      </w:r>
+      <w:r>
+        <w:rPr>
+          <w:rFonts w:ascii="Arial" w:cs="Arial" w:eastAsia="Arial" w:hAnsi="Arial"/>
+          <w:color w:val="2C2C2C"/>
+          <w:sz w:val="17"/>
+          <w:szCs w:val="17"/>
+        </w:rPr>
+        <w:t xml:space="preserve">This program runs an 8-week arc at 5 days/week with two 90% days inside every week — enough continuous progressive loading that CLAUDE.md's Deload standard (added 8/18/2026) schedules a lighter week proactively rather than waiting for a stall. House pattern: take the deload the week immediately AFTER the Week 4 retest, so it absorbs the testing fatigue and starts the second block fresh. Content: the same five days, the same movements, the same block order — cut working sets roughly in half, drop loads to 50–70% of your normal working weights, and keep every set inside the 3+ RIR technique/submaximal band. No PRs, no AMRAP scoring, no near-failure work. Frame it to yourself exactly the way you will frame it to a client: this is a reload, not a lost week. The line to use on a client who resists it — a light week costs no measurable muscle and only briefly-recoverable peak strength, while unbroken hard loading is where soreness, joint stress and stalls actually accumulate.</w:t>
       </w:r>
     </w:p>
     <w:p>
@@ -3273,7 +3298,7 @@
                 <w:sz w:val="18"/>
                 <w:szCs w:val="18"/>
               </w:rPr>
-              <w:t xml:space="preserve">Face Pull (Cable or Band)</w:t>
+              <w:t xml:space="preserve">Face Pull (Kieser or Band)</w:t>
             </w:r>
           </w:p>
           <w:p>
@@ -5320,7 +5345,7 @@
                 <w:sz w:val="18"/>
                 <w:szCs w:val="18"/>
               </w:rPr>
-              <w:t xml:space="preserve">Pallof Press (Cable)</w:t>
+              <w:t xml:space="preserve">Pallof Press (Kieser or Band)</w:t>
             </w:r>
           </w:p>
           <w:p>
@@ -5832,7 +5857,7 @@
           <w:sz w:val="17"/>
           <w:szCs w:val="17"/>
         </w:rPr>
-        <w:t xml:space="preserve">Day 1 is 80% — the gold intensity day. This is the primary strength session of the ICONS week. Loads are challenging. The last 1–2 reps of each work set are hard. Form must hold. This is exactly what your clients experience on their heaviest training day. Notice the warm-up structure, the block order, the rest periods, the tempo. Every decision you feel today was made deliberately.</w:t>
+        <w:t xml:space="preserve">Day 2 is 80% — the gold intensity day. This is the primary strength session of the ICONS week. Loads are challenging. The last 1–2 reps of each work set are hard. Form must hold. This is exactly what your clients experience on their heaviest training day. Notice the warm-up structure, the block order, the rest periods, the tempo. Every decision you feel today was made deliberately.</w:t>
       </w:r>
     </w:p>
     <w:p>
@@ -8632,7 +8657,7 @@
                 <w:sz w:val="15"/>
                 <w:szCs w:val="15"/>
               </w:rPr>
-              <w:t xml:space="preserve">BW +10–20 lbs</w:t>
+              <w:t xml:space="preserve">BW +10–20 lbs (DB between feet or plate)</w:t>
             </w:r>
           </w:p>
         </w:tc>
@@ -10041,7 +10066,7 @@
                 <w:sz w:val="18"/>
                 <w:szCs w:val="18"/>
               </w:rPr>
-              <w:t xml:space="preserve">Pallof Press (Cable)</w:t>
+              <w:t xml:space="preserve">Pallof Press (Kieser or Band)</w:t>
             </w:r>
           </w:p>
           <w:p>
@@ -10283,7 +10308,7 @@
                 <w:sz w:val="18"/>
                 <w:szCs w:val="18"/>
               </w:rPr>
-              <w:t xml:space="preserve">Face Pull (Cable or Band)</w:t>
+              <w:t xml:space="preserve">Face Pull (Kieser or Band)</w:t>
             </w:r>
           </w:p>
           <w:p>
@@ -10549,7 +10574,7 @@
           <w:sz w:val="17"/>
           <w:szCs w:val="17"/>
         </w:rPr>
-        <w:t xml:space="preserve">DAY 1 DEBRIEF — What to log and reflect on: (1) Where was your 2 RIR? Was it where you thought? (2) Which side felt stronger on the single-arm row? (3) How long did you hold the loaded plank? (4) How did the corrective primer feel compared to how you'd typically start a session? These are the questions you will ask your clients.</w:t>
+        <w:t xml:space="preserve">DAY 2 DEBRIEF — What to log and reflect on: (1) Where was your 2 RIR? Was it where you thought? (2) Which side felt stronger on the single-arm row? (3) How long did you hold the loaded plank? (4) How did the corrective primer feel compared to how you'd typically start a session? These are the questions you will ask your clients.</w:t>
       </w:r>
     </w:p>
     <w:p>
@@ -10795,7 +10820,7 @@
           <w:sz w:val="17"/>
           <w:szCs w:val="17"/>
         </w:rPr>
-        <w:t xml:space="preserve">Day 2 is 90% — the red intensity day. This is near-maximal effort. The hex bar deadlift is loaded at approximately 90% of your 1RM for work sets of 3–5 reps. Farmers carry is at or above bodyweight per hand. The rate of force development finisher is programmed for peak power output. This is the session where bone density is built, athletic capacity is tested, and the ICONS system delivers its highest physiological stimulus. Rest fully between sets.</w:t>
+        <w:t xml:space="preserve">Day 3 is 90% — the red intensity day. This is near-maximal effort. The hex bar deadlift is loaded at approximately 90% of your 1RM for work sets of 3–5 reps. Farmers carry is at or above bodyweight per hand. The rate of force development finisher is programmed for peak power output. This is the session where bone density is built, athletic capacity is tested, and the ICONS system delivers its highest physiological stimulus. Rest fully between sets.</w:t>
       </w:r>
     </w:p>
     <w:p>
@@ -11902,7 +11927,7 @@
           <w:sz w:val="17"/>
           <w:szCs w:val="17"/>
         </w:rPr>
-        <w:t xml:space="preserve">Power development at 90% intensity requires sub-maximal loads moved with maximal intent. The trap bar jump and box step-up jump build rate of force development — the same quality that protects clients from falls, drives athletic output, and deteriorates fastest with age. Every postmenopausal client you work with needs this in their program. Today you experience why.</w:t>
+        <w:t xml:space="preserve">Power development at 90% intensity requires sub-maximal loads moved with maximal intent. This block opens on the medicine ball slam — a full-body power expression that is deliberately NOT another hip-dominant lift stacked on top of the hex bar deadlift and RDL you just finished in Block A (see the full-day sequencing note in the build script). Rate of force development is the quality that protects clients from falls, drives athletic output, and deteriorates fastest with age. Every postmenopausal client you work with needs this in their program. Today you experience why.</w:t>
       </w:r>
     </w:p>
     <w:tbl>
@@ -12202,7 +12227,7 @@
                 <w:sz w:val="18"/>
                 <w:szCs w:val="18"/>
               </w:rPr>
-              <w:t xml:space="preserve">Trap Bar Jump (or Box Jump)</w:t>
+              <w:t xml:space="preserve">Medicine Ball Slam</w:t>
             </w:r>
           </w:p>
           <w:p>
@@ -12215,7 +12240,7 @@
                 <w:sz w:val="14"/>
                 <w:szCs w:val="14"/>
               </w:rPr>
-              <w:t xml:space="preserve">Trainer Insight: rate of force development declines fastest with age. This is why it's programmed. Not optional.</w:t>
+              <w:t xml:space="preserve">Trainer Insight: this is how you develop RFD safely across all ages and fitness levels</w:t>
             </w:r>
           </w:p>
         </w:tc>
@@ -12248,7 +12273,7 @@
                 <w:sz w:val="15"/>
                 <w:szCs w:val="15"/>
               </w:rPr>
-              <w:t xml:space="preserve">4</w:t>
+              <w:t xml:space="preserve">3</w:t>
             </w:r>
           </w:p>
         </w:tc>
@@ -12281,7 +12306,7 @@
                 <w:sz w:val="15"/>
                 <w:szCs w:val="15"/>
               </w:rPr>
-              <w:t xml:space="preserve">4–5</w:t>
+              <w:t xml:space="preserve">8–10</w:t>
             </w:r>
           </w:p>
         </w:tc>
@@ -12314,7 +12339,7 @@
                 <w:sz w:val="15"/>
                 <w:szCs w:val="15"/>
               </w:rPr>
-              <w:t xml:space="preserve">30–40% 1RM (fast)</w:t>
+              <w:t xml:space="preserve">12–16 lbs</w:t>
             </w:r>
           </w:p>
         </w:tc>
@@ -12347,7 +12372,7 @@
                 <w:sz w:val="15"/>
                 <w:szCs w:val="15"/>
               </w:rPr>
-              <w:t xml:space="preserve">Explosive</w:t>
+              <w:t xml:space="preserve">Max intent</w:t>
             </w:r>
           </w:p>
         </w:tc>
@@ -12380,7 +12405,7 @@
                 <w:sz w:val="15"/>
                 <w:szCs w:val="15"/>
               </w:rPr>
-              <w:t xml:space="preserve">90s</w:t>
+              <w:t xml:space="preserve">60s</w:t>
             </w:r>
           </w:p>
         </w:tc>
@@ -12410,7 +12435,7 @@
                 <w:sz w:val="17"/>
                 <w:szCs w:val="17"/>
               </w:rPr>
-              <w:t xml:space="preserve">Fast intent. Triple extension: ankle, knee, hip. Land soft — absorb and reset.</w:t>
+              <w:t xml:space="preserve">Full overhead raise. Slam with max force. Full-body power expression.</w:t>
             </w:r>
           </w:p>
         </w:tc>
@@ -13207,7 +13232,7 @@
           <w:sz w:val="17"/>
           <w:szCs w:val="17"/>
         </w:rPr>
-        <w:t xml:space="preserve">Loaded carries are non-negotiable in the ICONS system. They train grip strength, shoulder packing, spinal stiffness, loaded gait, and metabolic conditioning simultaneously. Carry strength is one of the highest predictors of longevity outcomes in women over 50. Target: bodyweight / hand for the farmers carry. If you weigh 80 kg, carry 80 kg/hand. This is the advanced standard.</w:t>
+        <w:t xml:space="preserve">Loaded carries are non-negotiable in the ICONS system. They train grip strength, shoulder packing, spinal stiffness, loaded gait, and metabolic conditioning simultaneously. Carry strength is one of the highest predictors of longevity outcomes in women over 50. Target: bodyweight / hand for the farmers carry. If you weigh 80 kg, carry 80 kg/hand. This is the advanced standard. The trap bar jump closes this block rather than opening Block B: it is a hinge-pattern triple extension, and placing it here keeps it from becoming a third consecutive hip-dominant movement earlier in the day — while also breaking up what would otherwise be three loaded carries in a row across Blocks C and D.</w:t>
       </w:r>
     </w:p>
     <w:tbl>
@@ -13507,7 +13532,7 @@
                 <w:sz w:val="18"/>
                 <w:szCs w:val="18"/>
               </w:rPr>
-              <w:t xml:space="preserve">Farmers Carry (Trap Bar or DB) — Heavy</w:t>
+              <w:t xml:space="preserve">Farmers Carry (Trap Bar) — Heavy</w:t>
             </w:r>
           </w:p>
           <w:p>
@@ -13520,7 +13545,7 @@
                 <w:sz w:val="14"/>
                 <w:szCs w:val="14"/>
               </w:rPr>
-              <w:t xml:space="preserve">Trainer Insight: if a 64-year-old client can carry 50 lbs/hand for 30 yards, you must carry more.</w:t>
+              <w:t xml:space="preserve">Trainer Insight: if a 64-year-old client can carry 50 lbs/hand for 30 yards, you must carry more. Load this on the trap bar — studio dumbbells stop at 60 lbs/hand, which is below the bodyweight-per-hand target for most trainers.</w:t>
             </w:r>
           </w:p>
         </w:tc>
@@ -13619,7 +13644,7 @@
                 <w:sz w:val="15"/>
                 <w:szCs w:val="15"/>
               </w:rPr>
-              <w:t xml:space="preserve">BW per hand (target)</w:t>
+              <w:t xml:space="preserve">BW per hand (target) — trap bar</w:t>
             </w:r>
           </w:p>
         </w:tc>
@@ -13991,7 +14016,7 @@
                 <w:sz w:val="18"/>
                 <w:szCs w:val="18"/>
               </w:rPr>
-              <w:t xml:space="preserve">Medicine Ball Slam</w:t>
+              <w:t xml:space="preserve">Trap Bar Jump (or Box Jump)</w:t>
             </w:r>
           </w:p>
           <w:p>
@@ -14004,7 +14029,7 @@
                 <w:sz w:val="14"/>
                 <w:szCs w:val="14"/>
               </w:rPr>
-              <w:t xml:space="preserve">Trainer Insight: this is how you develop RFD safely across all ages and fitness levels</w:t>
+              <w:t xml:space="preserve">Trainer Insight: rate of force development declines fastest with age. This is why it's programmed. Not optional.</w:t>
             </w:r>
           </w:p>
         </w:tc>
@@ -14037,7 +14062,7 @@
                 <w:sz w:val="15"/>
                 <w:szCs w:val="15"/>
               </w:rPr>
-              <w:t xml:space="preserve">3</w:t>
+              <w:t xml:space="preserve">4</w:t>
             </w:r>
           </w:p>
         </w:tc>
@@ -14070,7 +14095,7 @@
                 <w:sz w:val="15"/>
                 <w:szCs w:val="15"/>
               </w:rPr>
-              <w:t xml:space="preserve">8–10</w:t>
+              <w:t xml:space="preserve">4–5</w:t>
             </w:r>
           </w:p>
         </w:tc>
@@ -14103,7 +14128,7 @@
                 <w:sz w:val="15"/>
                 <w:szCs w:val="15"/>
               </w:rPr>
-              <w:t xml:space="preserve">12–16 lbs</w:t>
+              <w:t xml:space="preserve">30–40% 1RM (fast)</w:t>
             </w:r>
           </w:p>
         </w:tc>
@@ -14136,7 +14161,7 @@
                 <w:sz w:val="15"/>
                 <w:szCs w:val="15"/>
               </w:rPr>
-              <w:t xml:space="preserve">Max intent</w:t>
+              <w:t xml:space="preserve">Explosive</w:t>
             </w:r>
           </w:p>
         </w:tc>
@@ -14169,7 +14194,7 @@
                 <w:sz w:val="15"/>
                 <w:szCs w:val="15"/>
               </w:rPr>
-              <w:t xml:space="preserve">60s</w:t>
+              <w:t xml:space="preserve">90s</w:t>
             </w:r>
           </w:p>
         </w:tc>
@@ -14199,7 +14224,7 @@
                 <w:sz w:val="17"/>
                 <w:szCs w:val="17"/>
               </w:rPr>
-              <w:t xml:space="preserve">Full overhead raise. Slam with max force. Full-body power expression.</w:t>
+              <w:t xml:space="preserve">Fast intent. Triple extension: ankle, knee, hip. Land soft — absorb and reset.</w:t>
             </w:r>
           </w:p>
         </w:tc>
@@ -15034,7 +15059,7 @@
                 <w:sz w:val="14"/>
                 <w:szCs w:val="14"/>
               </w:rPr>
-              <w:t xml:space="preserve">Trainer Insight: record rounds completed. This is your Week 1 benchmark. Beat it every week. You will teach clients to track this same way.</w:t>
+              <w:t xml:space="preserve">Trainer Insight: record rounds completed — your Week 1 benchmark. Swings run on a dumbbell, not a kettlebell: the studio kettlebells top out at 25 lbs, which is not a conditioning load for an advanced trainer. Beat your score every week; teach clients to track theirs the same way.</w:t>
             </w:r>
           </w:p>
         </w:tc>
@@ -15229,7 +15254,7 @@
                 <w:sz w:val="17"/>
                 <w:szCs w:val="17"/>
               </w:rPr>
-              <w:t xml:space="preserve">5 pull-ups + 10 KB swings (32 kg) + 15 yd sprint. Count and record total rounds.</w:t>
+              <w:t xml:space="preserve">5 pull-ups + 10 two-hand DB swings (50–60 lbs) + 15 yd sprint. Count and record total rounds.</w:t>
             </w:r>
           </w:p>
         </w:tc>
@@ -15287,7 +15312,7 @@
           <w:sz w:val="17"/>
           <w:szCs w:val="17"/>
         </w:rPr>
-        <w:t xml:space="preserve">DAY 2 DEBRIEF — What to log and reflect on: (1) What was your deadlift load? How did 1 RIR feel on sets 1–4 vs the final set? (2) Which suitcase carry side felt harder? (3) How many AMRAP rounds? (4) How does your body feel right now vs how you expected it to feel? These debriefs are the coaching conversations you will have with clients after their 90% sessions. Practice them on yourself first.</w:t>
+        <w:t xml:space="preserve">DAY 3 DEBRIEF — What to log and reflect on: (1) What was your deadlift load? How did 1 RIR feel on sets 1–4 vs the final set? (2) Which suitcase carry side felt harder? (3) How many AMRAP rounds? (4) How does your body feel right now vs how you expected it to feel? These debriefs are the coaching conversations you will have with clients after their 90% sessions. Practice them on yourself first.</w:t>
       </w:r>
     </w:p>
     <w:p>
@@ -15533,7 +15558,7 @@
           <w:sz w:val="17"/>
           <w:szCs w:val="17"/>
         </w:rPr>
-        <w:t xml:space="preserve">Day 5 closes the week at 90% again, but this session tests a different quality than Day 2's heavy hinge. Today is about how fast you can produce force, not how much you can move. This is the session where the athletic capacity most clients believe they've lost — power, speed, explosiveness — gets tested and rebuilt. Every rep is maximal intent, even when the load is light.</w:t>
+        <w:t xml:space="preserve">Day 4 is the Metabolic Zone, run at 90% — but this session tests a completely different quality than Day 3's heavy hinge. Today is about how fast you can produce force, not how much you can move. This is the session where the athletic capacity most clients believe they've lost — power, speed, explosiveness — gets tested and rebuilt. Every rep is maximal intent, even when the load is light. This is also the last day you will feel a zone on its own: tomorrow puts all three back together.</w:t>
       </w:r>
     </w:p>
     <w:p>
@@ -16616,7 +16641,7 @@
           <w:sz w:val="17"/>
           <w:szCs w:val="17"/>
         </w:rPr>
-        <w:t xml:space="preserve">Sled work at this intensity is velocity training, not strength training — the load is light enough to move fast, which is the entire stimulus. Compare how this feels to Day 1's heavy press work: same nervous system, completely different demand.</w:t>
+        <w:t xml:space="preserve">Sled work at this intensity is velocity training, not strength training — the load is light enough to move fast, which is the entire stimulus. Compare how this feels to Day 2's heavy press work: same nervous system, completely different demand.</w:t>
       </w:r>
     </w:p>
     <w:tbl>
@@ -18179,7 +18204,7 @@
           <w:sz w:val="17"/>
           <w:szCs w:val="17"/>
         </w:rPr>
-        <w:t xml:space="preserve">Day 2's finisher was AMRAP for total volume. This one is interval-based for pure speed — different metabolic demand, same principle: record it, beat it next week, and teach clients to do the same.</w:t>
+        <w:t xml:space="preserve">Day 3's finisher was AMRAP for total volume. This one is interval-based for pure speed — different metabolic demand, same principle: record it, beat it next week, and teach clients to do the same.</w:t>
       </w:r>
     </w:p>
     <w:tbl>
@@ -18745,7 +18770,7 @@
           <w:sz w:val="17"/>
           <w:szCs w:val="17"/>
         </w:rPr>
-        <w:t xml:space="preserve">DAY 5 DEBRIEF — What to log and reflect on: (1) What was your best interval score on the finisher? Write it down — this is your Week 1 benchmark. (2) Did the depth jump or broad jump feel more natural? Why might that matter for a client's individual programming? (3) How does 90% fast-twitch fatigue feel compared to Day 2's 90% heavy-hinge fatigue — same number, different experience? (4) You've now completed a full 5-day ICONS week on yourself. What surprised you most? This is the exact debrief conversation you'll have with a client after her first full week.</w:t>
+        <w:t xml:space="preserve">DAY 4 DEBRIEF — What to log and reflect on: (1) What was your best interval score on the finisher? Write it down — this is your Week 1 benchmark. (2) Did the depth jump or broad jump feel more natural? Why might that matter for a client's individual programming? (3) How does 90% fast-twitch fatigue feel compared to Day 3's 90% heavy-hinge fatigue — same number, completely different experience? (4) You have now felt all three zones in isolation: Isolated on Day 1, Compound on Days 2–3, Metabolic today. Before tomorrow's Integrated session, write down which zone you would defend hardest if a client asked you to cut one for time — then check that answer again after Day 5.</w:t>
       </w:r>
     </w:p>
     <w:p>
@@ -22411,7 +22436,7 @@
           <w:sz w:val="17"/>
           <w:szCs w:val="17"/>
         </w:rPr>
-        <w:t xml:space="preserve">Week 1: establish all ICONS battery baselines on yourself. Document every number. Week 2: increase loads 5–10%. Begin filming your own sessions for form review. Week 3: add weighted vest to push-ups, increase carry load to 110% BW/hand, attempt a heavier pull-up. Week 4: retest all baselines. Compare to Week 1. You now know what a client experiences at their 4-week reassessment.</w:t>
+        <w:t xml:space="preserve">Week 1: establish all ICONS battery baselines on yourself. Document every number. Week 2: increase loads 5–10%. Begin filming your own sessions for form review. Week 3: add a 10–25 lb plate across the upper back on push-ups, increase carry load to 110% BW/hand, attempt a heavier pull-up. Week 4: retest all baselines. Compare to Week 1. You now know what a client experiences at their 4-week reassessment. Week 5 is a scheduled DELOAD — same five days, same movements, roughly half the working sets, loads at 50–70%, everything in the 3+ RIR band. It is programmed here, not left to how you feel, because 8+ weeks of continuous progressive loading is exactly the case CLAUDE.md tells you to deload proactively.</w:t>
       </w:r>
     </w:p>
     <w:p>
@@ -22436,7 +22461,7 @@
           <w:sz w:val="17"/>
           <w:szCs w:val="17"/>
         </w:rPr>
-        <w:t xml:space="preserve">By Week 8: you will have completed 2 full ICONS training cycles on yourself. You will have experienced: the corrective primer protocol, the RIR loading system, the asymmetry discovery, the carry progression, the AMRAP competitive framework, the loaded plank progression, and the 8-week reassessment. You are now qualified to coach this system because you have lived it.</w:t>
+        <w:t xml:space="preserve">By Week 8: you will have completed 2 full ICONS training cycles on yourself. You will have experienced: the corrective primer protocol, the RIR loading system, the asymmetry discovery, the carry progression, the AMRAP competitive framework, the loaded plank progression, and the 8-week reassessment. You are now qualified to coach this system because you have lived it — including the scheduled deload after Week 4, which is the part most trainers skip on themselves and then fail to sell convincingly to a client.</w:t>
       </w:r>
     </w:p>
     <w:p>
